--- a/out/ark/ark-review-report-2026-02.docx
+++ b/out/ark/ark-review-report-2026-02.docx
@@ -115,7 +115,7 @@
           <w:color w:val="2C2C2C"/>
           <w:sz w:val="20"/>
         </w:rPr>
-        <w:t>2026-03-27T07:17:44.158267+00:00</w:t>
+        <w:t>2026-03-27T07:57:07.106937+00:00</w:t>
       </w:r>
     </w:p>
     <w:p>
@@ -240,7 +240,7 @@
           <w:color w:val="2C2C2C"/>
           <w:sz w:val="20"/>
         </w:rPr>
-        <w:t>5 OK  /  10 errors</w:t>
+        <w:t>13 OK  /  2 errors</w:t>
       </w:r>
     </w:p>
     <w:p>
@@ -585,351 +585,6 @@
           <w:color w:val="2C2C2C"/>
           <w:sz w:val="21"/>
         </w:rPr>
-        <w:t>gf-001 — Carbon Capture Technologies Programme (CCTP) — Round 2</w:t>
-      </w:r>
-    </w:p>
-    <w:p>
-      <w:pPr>
-        <w:spacing w:before="20" w:after="40"/>
-      </w:pPr>
-      <w:r>
-        <w:rPr>
-          <w:rFonts w:ascii="Calibri" w:hAnsi="Calibri"/>
-          <w:b/>
-          <w:i w:val="0"/>
-          <w:color w:val="555555"/>
-          <w:sz w:val="20"/>
-        </w:rPr>
-        <w:t xml:space="preserve">Status:  </w:t>
-      </w:r>
-      <w:r>
-        <w:rPr>
-          <w:rFonts w:ascii="Calibri" w:hAnsi="Calibri"/>
-          <w:b w:val="0"/>
-          <w:i w:val="0"/>
-          <w:color w:val="2C2C2C"/>
-          <w:sz w:val="20"/>
-        </w:rPr>
-        <w:t>not_found</w:t>
-      </w:r>
-    </w:p>
-    <w:p>
-      <w:pPr>
-        <w:spacing w:before="20" w:after="40"/>
-      </w:pPr>
-      <w:r>
-        <w:rPr>
-          <w:rFonts w:ascii="Calibri" w:hAnsi="Calibri"/>
-          <w:b/>
-          <w:i w:val="0"/>
-          <w:color w:val="555555"/>
-          <w:sz w:val="20"/>
-        </w:rPr>
-        <w:t xml:space="preserve">HTTP:  </w:t>
-      </w:r>
-      <w:r>
-        <w:rPr>
-          <w:rFonts w:ascii="Calibri" w:hAnsi="Calibri"/>
-          <w:b w:val="0"/>
-          <w:i w:val="0"/>
-          <w:color w:val="2C2C2C"/>
-          <w:sz w:val="20"/>
-        </w:rPr>
-        <w:t>404</w:t>
-      </w:r>
-    </w:p>
-    <w:p>
-      <w:pPr>
-        <w:spacing w:before="20" w:after="40"/>
-      </w:pPr>
-      <w:r>
-        <w:rPr>
-          <w:rFonts w:ascii="Calibri" w:hAnsi="Calibri"/>
-          <w:b/>
-          <w:i w:val="0"/>
-          <w:color w:val="555555"/>
-          <w:sz w:val="20"/>
-        </w:rPr>
-        <w:t xml:space="preserve">URL:  </w:t>
-      </w:r>
-      <w:r>
-        <w:rPr>
-          <w:rFonts w:ascii="Calibri" w:hAnsi="Calibri"/>
-          <w:b w:val="0"/>
-          <w:i w:val="0"/>
-          <w:color w:val="2C2C2C"/>
-          <w:sz w:val="20"/>
-        </w:rPr>
-        <w:t>https://business.gov.au/grants-and-programs/carbon-capture-technologies-programme-round-2</w:t>
-      </w:r>
-    </w:p>
-    <w:p>
-      <w:pPr>
-        <w:spacing w:before="20" w:after="40"/>
-      </w:pPr>
-      <w:r>
-        <w:rPr>
-          <w:rFonts w:ascii="Calibri" w:hAnsi="Calibri"/>
-          <w:b/>
-          <w:i w:val="0"/>
-          <w:color w:val="555555"/>
-          <w:sz w:val="20"/>
-        </w:rPr>
-        <w:t xml:space="preserve">Error:  </w:t>
-      </w:r>
-      <w:r>
-        <w:rPr>
-          <w:rFonts w:ascii="Calibri" w:hAnsi="Calibri"/>
-          <w:b w:val="0"/>
-          <w:i w:val="0"/>
-          <w:color w:val="2C2C2C"/>
-          <w:sz w:val="20"/>
-        </w:rPr>
-        <w:t>HTTP 404</w:t>
-      </w:r>
-    </w:p>
-    <w:p>
-      <w:pPr>
-        <w:spacing w:before="120" w:after="40"/>
-      </w:pPr>
-      <w:r>
-        <w:rPr>
-          <w:rFonts w:ascii="Calibri" w:hAnsi="Calibri"/>
-          <w:b/>
-          <w:i w:val="0"/>
-          <w:color w:val="2C2C2C"/>
-          <w:sz w:val="21"/>
-        </w:rPr>
-        <w:t>gf-002 — ARENA — Industrial Transformation Stream (ITS) Round 3</w:t>
-      </w:r>
-    </w:p>
-    <w:p>
-      <w:pPr>
-        <w:spacing w:before="20" w:after="40"/>
-      </w:pPr>
-      <w:r>
-        <w:rPr>
-          <w:rFonts w:ascii="Calibri" w:hAnsi="Calibri"/>
-          <w:b/>
-          <w:i w:val="0"/>
-          <w:color w:val="555555"/>
-          <w:sz w:val="20"/>
-        </w:rPr>
-        <w:t xml:space="preserve">Status:  </w:t>
-      </w:r>
-      <w:r>
-        <w:rPr>
-          <w:rFonts w:ascii="Calibri" w:hAnsi="Calibri"/>
-          <w:b w:val="0"/>
-          <w:i w:val="0"/>
-          <w:color w:val="2C2C2C"/>
-          <w:sz w:val="20"/>
-        </w:rPr>
-        <w:t>not_found</w:t>
-      </w:r>
-    </w:p>
-    <w:p>
-      <w:pPr>
-        <w:spacing w:before="20" w:after="40"/>
-      </w:pPr>
-      <w:r>
-        <w:rPr>
-          <w:rFonts w:ascii="Calibri" w:hAnsi="Calibri"/>
-          <w:b/>
-          <w:i w:val="0"/>
-          <w:color w:val="555555"/>
-          <w:sz w:val="20"/>
-        </w:rPr>
-        <w:t xml:space="preserve">HTTP:  </w:t>
-      </w:r>
-      <w:r>
-        <w:rPr>
-          <w:rFonts w:ascii="Calibri" w:hAnsi="Calibri"/>
-          <w:b w:val="0"/>
-          <w:i w:val="0"/>
-          <w:color w:val="2C2C2C"/>
-          <w:sz w:val="20"/>
-        </w:rPr>
-        <w:t>404</w:t>
-      </w:r>
-    </w:p>
-    <w:p>
-      <w:pPr>
-        <w:spacing w:before="20" w:after="40"/>
-      </w:pPr>
-      <w:r>
-        <w:rPr>
-          <w:rFonts w:ascii="Calibri" w:hAnsi="Calibri"/>
-          <w:b/>
-          <w:i w:val="0"/>
-          <w:color w:val="555555"/>
-          <w:sz w:val="20"/>
-        </w:rPr>
-        <w:t xml:space="preserve">URL:  </w:t>
-      </w:r>
-      <w:r>
-        <w:rPr>
-          <w:rFonts w:ascii="Calibri" w:hAnsi="Calibri"/>
-          <w:b w:val="0"/>
-          <w:i w:val="0"/>
-          <w:color w:val="2C2C2C"/>
-          <w:sz w:val="20"/>
-        </w:rPr>
-        <w:t>https://arena.gov.au/funding/industrial-transformation/</w:t>
-      </w:r>
-    </w:p>
-    <w:p>
-      <w:pPr>
-        <w:spacing w:before="20" w:after="40"/>
-      </w:pPr>
-      <w:r>
-        <w:rPr>
-          <w:rFonts w:ascii="Calibri" w:hAnsi="Calibri"/>
-          <w:b/>
-          <w:i w:val="0"/>
-          <w:color w:val="555555"/>
-          <w:sz w:val="20"/>
-        </w:rPr>
-        <w:t xml:space="preserve">Error:  </w:t>
-      </w:r>
-      <w:r>
-        <w:rPr>
-          <w:rFonts w:ascii="Calibri" w:hAnsi="Calibri"/>
-          <w:b w:val="0"/>
-          <w:i w:val="0"/>
-          <w:color w:val="2C2C2C"/>
-          <w:sz w:val="20"/>
-        </w:rPr>
-        <w:t>HTTP 404</w:t>
-      </w:r>
-    </w:p>
-    <w:p>
-      <w:pPr>
-        <w:spacing w:before="120" w:after="40"/>
-      </w:pPr>
-      <w:r>
-        <w:rPr>
-          <w:rFonts w:ascii="Calibri" w:hAnsi="Calibri"/>
-          <w:b/>
-          <w:i w:val="0"/>
-          <w:color w:val="2C2C2C"/>
-          <w:sz w:val="21"/>
-        </w:rPr>
-        <w:t>mp-001 — Regulatory Driver — Safeguard Mechanism</w:t>
-      </w:r>
-    </w:p>
-    <w:p>
-      <w:pPr>
-        <w:spacing w:before="20" w:after="40"/>
-      </w:pPr>
-      <w:r>
-        <w:rPr>
-          <w:rFonts w:ascii="Calibri" w:hAnsi="Calibri"/>
-          <w:b/>
-          <w:i w:val="0"/>
-          <w:color w:val="555555"/>
-          <w:sz w:val="20"/>
-        </w:rPr>
-        <w:t xml:space="preserve">Status:  </w:t>
-      </w:r>
-      <w:r>
-        <w:rPr>
-          <w:rFonts w:ascii="Calibri" w:hAnsi="Calibri"/>
-          <w:b w:val="0"/>
-          <w:i w:val="0"/>
-          <w:color w:val="2C2C2C"/>
-          <w:sz w:val="20"/>
-        </w:rPr>
-        <w:t>not_found</w:t>
-      </w:r>
-    </w:p>
-    <w:p>
-      <w:pPr>
-        <w:spacing w:before="20" w:after="40"/>
-      </w:pPr>
-      <w:r>
-        <w:rPr>
-          <w:rFonts w:ascii="Calibri" w:hAnsi="Calibri"/>
-          <w:b/>
-          <w:i w:val="0"/>
-          <w:color w:val="555555"/>
-          <w:sz w:val="20"/>
-        </w:rPr>
-        <w:t xml:space="preserve">HTTP:  </w:t>
-      </w:r>
-      <w:r>
-        <w:rPr>
-          <w:rFonts w:ascii="Calibri" w:hAnsi="Calibri"/>
-          <w:b w:val="0"/>
-          <w:i w:val="0"/>
-          <w:color w:val="2C2C2C"/>
-          <w:sz w:val="20"/>
-        </w:rPr>
-        <w:t>404</w:t>
-      </w:r>
-    </w:p>
-    <w:p>
-      <w:pPr>
-        <w:spacing w:before="20" w:after="40"/>
-      </w:pPr>
-      <w:r>
-        <w:rPr>
-          <w:rFonts w:ascii="Calibri" w:hAnsi="Calibri"/>
-          <w:b/>
-          <w:i w:val="0"/>
-          <w:color w:val="555555"/>
-          <w:sz w:val="20"/>
-        </w:rPr>
-        <w:t xml:space="preserve">URL:  </w:t>
-      </w:r>
-      <w:r>
-        <w:rPr>
-          <w:rFonts w:ascii="Calibri" w:hAnsi="Calibri"/>
-          <w:b w:val="0"/>
-          <w:i w:val="0"/>
-          <w:color w:val="2C2C2C"/>
-          <w:sz w:val="20"/>
-        </w:rPr>
-        <w:t>https://www.cleanenergyregulator.gov.au/Safeguard/Pages/default.aspx</w:t>
-      </w:r>
-    </w:p>
-    <w:p>
-      <w:pPr>
-        <w:spacing w:before="20" w:after="40"/>
-      </w:pPr>
-      <w:r>
-        <w:rPr>
-          <w:rFonts w:ascii="Calibri" w:hAnsi="Calibri"/>
-          <w:b/>
-          <w:i w:val="0"/>
-          <w:color w:val="555555"/>
-          <w:sz w:val="20"/>
-        </w:rPr>
-        <w:t xml:space="preserve">Error:  </w:t>
-      </w:r>
-      <w:r>
-        <w:rPr>
-          <w:rFonts w:ascii="Calibri" w:hAnsi="Calibri"/>
-          <w:b w:val="0"/>
-          <w:i w:val="0"/>
-          <w:color w:val="2C2C2C"/>
-          <w:sz w:val="20"/>
-        </w:rPr>
-        <w:t>HTTP 404</w:t>
-      </w:r>
-    </w:p>
-    <w:p>
-      <w:pPr>
-        <w:spacing w:before="120" w:after="40"/>
-      </w:pPr>
-      <w:r>
-        <w:rPr>
-          <w:rFonts w:ascii="Calibri" w:hAnsi="Calibri"/>
-          <w:b/>
-          <w:i w:val="0"/>
-          <w:color w:val="2C2C2C"/>
-          <w:sz w:val="21"/>
-        </w:rPr>
         <w:t>mp-002 — National Climate Targets</w:t>
       </w:r>
     </w:p>
@@ -1005,7 +660,7 @@
           <w:color w:val="2C2C2C"/>
           <w:sz w:val="20"/>
         </w:rPr>
-        <w:t>https://www.dcceew.gov.au/climate-change/international/targets</w:t>
+        <w:t>https://www.dcceew.gov.au/climate-change/international-climate-action</w:t>
       </w:r>
     </w:p>
     <w:p>
@@ -1120,7 +775,7 @@
           <w:color w:val="2C2C2C"/>
           <w:sz w:val="20"/>
         </w:rPr>
-        <w:t>https://www.aemo.com.au/energy-systems/electricity/national-electricity-market-nem/data-nem/aggregate-prices</w:t>
+        <w:t>https://www.aemo.com.au/energy-systems/electricity/national-electricity-market-nem/data-nem/aggregated-data</w:t>
       </w:r>
     </w:p>
     <w:p>
@@ -1146,581 +801,6 @@
           <w:sz w:val="20"/>
         </w:rPr>
         <w:t>HTTP 403</w:t>
-      </w:r>
-    </w:p>
-    <w:p>
-      <w:pPr>
-        <w:spacing w:before="120" w:after="40"/>
-      </w:pPr>
-      <w:r>
-        <w:rPr>
-          <w:rFonts w:ascii="Calibri" w:hAnsi="Calibri"/>
-          <w:b/>
-          <w:i w:val="0"/>
-          <w:color w:val="2C2C2C"/>
-          <w:sz w:val="21"/>
-        </w:rPr>
-        <w:t>co-005 — CSIRO — Amine-Based PCC Research</w:t>
-      </w:r>
-    </w:p>
-    <w:p>
-      <w:pPr>
-        <w:spacing w:before="20" w:after="40"/>
-      </w:pPr>
-      <w:r>
-        <w:rPr>
-          <w:rFonts w:ascii="Calibri" w:hAnsi="Calibri"/>
-          <w:b/>
-          <w:i w:val="0"/>
-          <w:color w:val="555555"/>
-          <w:sz w:val="20"/>
-        </w:rPr>
-        <w:t xml:space="preserve">Status:  </w:t>
-      </w:r>
-      <w:r>
-        <w:rPr>
-          <w:rFonts w:ascii="Calibri" w:hAnsi="Calibri"/>
-          <w:b w:val="0"/>
-          <w:i w:val="0"/>
-          <w:color w:val="2C2C2C"/>
-          <w:sz w:val="20"/>
-        </w:rPr>
-        <w:t>not_found</w:t>
-      </w:r>
-    </w:p>
-    <w:p>
-      <w:pPr>
-        <w:spacing w:before="20" w:after="40"/>
-      </w:pPr>
-      <w:r>
-        <w:rPr>
-          <w:rFonts w:ascii="Calibri" w:hAnsi="Calibri"/>
-          <w:b/>
-          <w:i w:val="0"/>
-          <w:color w:val="555555"/>
-          <w:sz w:val="20"/>
-        </w:rPr>
-        <w:t xml:space="preserve">HTTP:  </w:t>
-      </w:r>
-      <w:r>
-        <w:rPr>
-          <w:rFonts w:ascii="Calibri" w:hAnsi="Calibri"/>
-          <w:b w:val="0"/>
-          <w:i w:val="0"/>
-          <w:color w:val="2C2C2C"/>
-          <w:sz w:val="20"/>
-        </w:rPr>
-        <w:t>404</w:t>
-      </w:r>
-    </w:p>
-    <w:p>
-      <w:pPr>
-        <w:spacing w:before="20" w:after="40"/>
-      </w:pPr>
-      <w:r>
-        <w:rPr>
-          <w:rFonts w:ascii="Calibri" w:hAnsi="Calibri"/>
-          <w:b/>
-          <w:i w:val="0"/>
-          <w:color w:val="555555"/>
-          <w:sz w:val="20"/>
-        </w:rPr>
-        <w:t xml:space="preserve">URL:  </w:t>
-      </w:r>
-      <w:r>
-        <w:rPr>
-          <w:rFonts w:ascii="Calibri" w:hAnsi="Calibri"/>
-          <w:b w:val="0"/>
-          <w:i w:val="0"/>
-          <w:color w:val="2C2C2C"/>
-          <w:sz w:val="20"/>
-        </w:rPr>
-        <w:t>https://www.csiro.au/en/research/natural-environment/atmosphere/carbon-capture</w:t>
-      </w:r>
-    </w:p>
-    <w:p>
-      <w:pPr>
-        <w:spacing w:before="20" w:after="40"/>
-      </w:pPr>
-      <w:r>
-        <w:rPr>
-          <w:rFonts w:ascii="Calibri" w:hAnsi="Calibri"/>
-          <w:b/>
-          <w:i w:val="0"/>
-          <w:color w:val="555555"/>
-          <w:sz w:val="20"/>
-        </w:rPr>
-        <w:t xml:space="preserve">Error:  </w:t>
-      </w:r>
-      <w:r>
-        <w:rPr>
-          <w:rFonts w:ascii="Calibri" w:hAnsi="Calibri"/>
-          <w:b w:val="0"/>
-          <w:i w:val="0"/>
-          <w:color w:val="2C2C2C"/>
-          <w:sz w:val="20"/>
-        </w:rPr>
-        <w:t>HTTP 404</w:t>
-      </w:r>
-    </w:p>
-    <w:p>
-      <w:pPr>
-        <w:spacing w:before="120" w:after="40"/>
-      </w:pPr>
-      <w:r>
-        <w:rPr>
-          <w:rFonts w:ascii="Calibri" w:hAnsi="Calibri"/>
-          <w:b/>
-          <w:i w:val="0"/>
-          <w:color w:val="2C2C2C"/>
-          <w:sz w:val="21"/>
-        </w:rPr>
-        <w:t>pb-001 — Kwinana Energy Recovery — Perth, WA</w:t>
-      </w:r>
-    </w:p>
-    <w:p>
-      <w:pPr>
-        <w:spacing w:before="20" w:after="40"/>
-      </w:pPr>
-      <w:r>
-        <w:rPr>
-          <w:rFonts w:ascii="Calibri" w:hAnsi="Calibri"/>
-          <w:b/>
-          <w:i w:val="0"/>
-          <w:color w:val="555555"/>
-          <w:sz w:val="20"/>
-        </w:rPr>
-        <w:t xml:space="preserve">Status:  </w:t>
-      </w:r>
-      <w:r>
-        <w:rPr>
-          <w:rFonts w:ascii="Calibri" w:hAnsi="Calibri"/>
-          <w:b w:val="0"/>
-          <w:i w:val="0"/>
-          <w:color w:val="2C2C2C"/>
-          <w:sz w:val="20"/>
-        </w:rPr>
-        <w:t>timeout</w:t>
-      </w:r>
-    </w:p>
-    <w:p>
-      <w:pPr>
-        <w:spacing w:before="20" w:after="40"/>
-      </w:pPr>
-      <w:r>
-        <w:rPr>
-          <w:rFonts w:ascii="Calibri" w:hAnsi="Calibri"/>
-          <w:b/>
-          <w:i w:val="0"/>
-          <w:color w:val="555555"/>
-          <w:sz w:val="20"/>
-        </w:rPr>
-        <w:t xml:space="preserve">HTTP:  </w:t>
-      </w:r>
-      <w:r>
-        <w:rPr>
-          <w:rFonts w:ascii="Calibri" w:hAnsi="Calibri"/>
-          <w:b w:val="0"/>
-          <w:i w:val="0"/>
-          <w:color w:val="2C2C2C"/>
-          <w:sz w:val="20"/>
-        </w:rPr>
-        <w:t>None</w:t>
-      </w:r>
-    </w:p>
-    <w:p>
-      <w:pPr>
-        <w:spacing w:before="20" w:after="40"/>
-      </w:pPr>
-      <w:r>
-        <w:rPr>
-          <w:rFonts w:ascii="Calibri" w:hAnsi="Calibri"/>
-          <w:b/>
-          <w:i w:val="0"/>
-          <w:color w:val="555555"/>
-          <w:sz w:val="20"/>
-        </w:rPr>
-        <w:t xml:space="preserve">URL:  </w:t>
-      </w:r>
-      <w:r>
-        <w:rPr>
-          <w:rFonts w:ascii="Calibri" w:hAnsi="Calibri"/>
-          <w:b w:val="0"/>
-          <w:i w:val="0"/>
-          <w:color w:val="2C2C2C"/>
-          <w:sz w:val="20"/>
-        </w:rPr>
-        <w:t>https://www.acciona.com.au/projects/kwinana-energy-recovery/</w:t>
-      </w:r>
-    </w:p>
-    <w:p>
-      <w:pPr>
-        <w:spacing w:before="20" w:after="40"/>
-      </w:pPr>
-      <w:r>
-        <w:rPr>
-          <w:rFonts w:ascii="Calibri" w:hAnsi="Calibri"/>
-          <w:b/>
-          <w:i w:val="0"/>
-          <w:color w:val="555555"/>
-          <w:sz w:val="20"/>
-        </w:rPr>
-        <w:t xml:space="preserve">Error:  </w:t>
-      </w:r>
-      <w:r>
-        <w:rPr>
-          <w:rFonts w:ascii="Calibri" w:hAnsi="Calibri"/>
-          <w:b w:val="0"/>
-          <w:i w:val="0"/>
-          <w:color w:val="2C2C2C"/>
-          <w:sz w:val="20"/>
-        </w:rPr>
-        <w:t>Timed out after 20s</w:t>
-      </w:r>
-    </w:p>
-    <w:p>
-      <w:pPr>
-        <w:spacing w:before="120" w:after="40"/>
-      </w:pPr>
-      <w:r>
-        <w:rPr>
-          <w:rFonts w:ascii="Calibri" w:hAnsi="Calibri"/>
-          <w:b/>
-          <w:i w:val="0"/>
-          <w:color w:val="2C2C2C"/>
-          <w:sz w:val="21"/>
-        </w:rPr>
-        <w:t>pb-002 — East Rockingham Resource Recovery Facility — Perth, WA</w:t>
-      </w:r>
-    </w:p>
-    <w:p>
-      <w:pPr>
-        <w:spacing w:before="20" w:after="40"/>
-      </w:pPr>
-      <w:r>
-        <w:rPr>
-          <w:rFonts w:ascii="Calibri" w:hAnsi="Calibri"/>
-          <w:b/>
-          <w:i w:val="0"/>
-          <w:color w:val="555555"/>
-          <w:sz w:val="20"/>
-        </w:rPr>
-        <w:t xml:space="preserve">Status:  </w:t>
-      </w:r>
-      <w:r>
-        <w:rPr>
-          <w:rFonts w:ascii="Calibri" w:hAnsi="Calibri"/>
-          <w:b w:val="0"/>
-          <w:i w:val="0"/>
-          <w:color w:val="2C2C2C"/>
-          <w:sz w:val="20"/>
-        </w:rPr>
-        <w:t>not_found</w:t>
-      </w:r>
-    </w:p>
-    <w:p>
-      <w:pPr>
-        <w:spacing w:before="20" w:after="40"/>
-      </w:pPr>
-      <w:r>
-        <w:rPr>
-          <w:rFonts w:ascii="Calibri" w:hAnsi="Calibri"/>
-          <w:b/>
-          <w:i w:val="0"/>
-          <w:color w:val="555555"/>
-          <w:sz w:val="20"/>
-        </w:rPr>
-        <w:t xml:space="preserve">HTTP:  </w:t>
-      </w:r>
-      <w:r>
-        <w:rPr>
-          <w:rFonts w:ascii="Calibri" w:hAnsi="Calibri"/>
-          <w:b w:val="0"/>
-          <w:i w:val="0"/>
-          <w:color w:val="2C2C2C"/>
-          <w:sz w:val="20"/>
-        </w:rPr>
-        <w:t>404</w:t>
-      </w:r>
-    </w:p>
-    <w:p>
-      <w:pPr>
-        <w:spacing w:before="20" w:after="40"/>
-      </w:pPr>
-      <w:r>
-        <w:rPr>
-          <w:rFonts w:ascii="Calibri" w:hAnsi="Calibri"/>
-          <w:b/>
-          <w:i w:val="0"/>
-          <w:color w:val="555555"/>
-          <w:sz w:val="20"/>
-        </w:rPr>
-        <w:t xml:space="preserve">URL:  </w:t>
-      </w:r>
-      <w:r>
-        <w:rPr>
-          <w:rFonts w:ascii="Calibri" w:hAnsi="Calibri"/>
-          <w:b w:val="0"/>
-          <w:i w:val="0"/>
-          <w:color w:val="2C2C2C"/>
-          <w:sz w:val="20"/>
-        </w:rPr>
-        <w:t>https://www.kordamentha.com/creditors/east-rockingham</w:t>
-      </w:r>
-    </w:p>
-    <w:p>
-      <w:pPr>
-        <w:spacing w:before="20" w:after="40"/>
-      </w:pPr>
-      <w:r>
-        <w:rPr>
-          <w:rFonts w:ascii="Calibri" w:hAnsi="Calibri"/>
-          <w:b/>
-          <w:i w:val="0"/>
-          <w:color w:val="555555"/>
-          <w:sz w:val="20"/>
-        </w:rPr>
-        <w:t xml:space="preserve">Error:  </w:t>
-      </w:r>
-      <w:r>
-        <w:rPr>
-          <w:rFonts w:ascii="Calibri" w:hAnsi="Calibri"/>
-          <w:b w:val="0"/>
-          <w:i w:val="0"/>
-          <w:color w:val="2C2C2C"/>
-          <w:sz w:val="20"/>
-        </w:rPr>
-        <w:t>HTTP 404</w:t>
-      </w:r>
-    </w:p>
-    <w:p>
-      <w:pPr>
-        <w:spacing w:before="120" w:after="40"/>
-      </w:pPr>
-      <w:r>
-        <w:rPr>
-          <w:rFonts w:ascii="Calibri" w:hAnsi="Calibri"/>
-          <w:b/>
-          <w:i w:val="0"/>
-          <w:color w:val="2C2C2C"/>
-          <w:sz w:val="21"/>
-        </w:rPr>
-        <w:t>pb-003 — Boral — Berrima Cement Works, NSW</w:t>
-      </w:r>
-    </w:p>
-    <w:p>
-      <w:pPr>
-        <w:spacing w:before="20" w:after="40"/>
-      </w:pPr>
-      <w:r>
-        <w:rPr>
-          <w:rFonts w:ascii="Calibri" w:hAnsi="Calibri"/>
-          <w:b/>
-          <w:i w:val="0"/>
-          <w:color w:val="555555"/>
-          <w:sz w:val="20"/>
-        </w:rPr>
-        <w:t xml:space="preserve">Status:  </w:t>
-      </w:r>
-      <w:r>
-        <w:rPr>
-          <w:rFonts w:ascii="Calibri" w:hAnsi="Calibri"/>
-          <w:b w:val="0"/>
-          <w:i w:val="0"/>
-          <w:color w:val="2C2C2C"/>
-          <w:sz w:val="20"/>
-        </w:rPr>
-        <w:t>not_found</w:t>
-      </w:r>
-    </w:p>
-    <w:p>
-      <w:pPr>
-        <w:spacing w:before="20" w:after="40"/>
-      </w:pPr>
-      <w:r>
-        <w:rPr>
-          <w:rFonts w:ascii="Calibri" w:hAnsi="Calibri"/>
-          <w:b/>
-          <w:i w:val="0"/>
-          <w:color w:val="555555"/>
-          <w:sz w:val="20"/>
-        </w:rPr>
-        <w:t xml:space="preserve">HTTP:  </w:t>
-      </w:r>
-      <w:r>
-        <w:rPr>
-          <w:rFonts w:ascii="Calibri" w:hAnsi="Calibri"/>
-          <w:b w:val="0"/>
-          <w:i w:val="0"/>
-          <w:color w:val="2C2C2C"/>
-          <w:sz w:val="20"/>
-        </w:rPr>
-        <w:t>404</w:t>
-      </w:r>
-    </w:p>
-    <w:p>
-      <w:pPr>
-        <w:spacing w:before="20" w:after="40"/>
-      </w:pPr>
-      <w:r>
-        <w:rPr>
-          <w:rFonts w:ascii="Calibri" w:hAnsi="Calibri"/>
-          <w:b/>
-          <w:i w:val="0"/>
-          <w:color w:val="555555"/>
-          <w:sz w:val="20"/>
-        </w:rPr>
-        <w:t xml:space="preserve">URL:  </w:t>
-      </w:r>
-      <w:r>
-        <w:rPr>
-          <w:rFonts w:ascii="Calibri" w:hAnsi="Calibri"/>
-          <w:b w:val="0"/>
-          <w:i w:val="0"/>
-          <w:color w:val="2C2C2C"/>
-          <w:sz w:val="20"/>
-        </w:rPr>
-        <w:t>https://www.boral.com.au/sustainability/climate-and-energy</w:t>
-      </w:r>
-    </w:p>
-    <w:p>
-      <w:pPr>
-        <w:spacing w:before="20" w:after="40"/>
-      </w:pPr>
-      <w:r>
-        <w:rPr>
-          <w:rFonts w:ascii="Calibri" w:hAnsi="Calibri"/>
-          <w:b/>
-          <w:i w:val="0"/>
-          <w:color w:val="555555"/>
-          <w:sz w:val="20"/>
-        </w:rPr>
-        <w:t xml:space="preserve">Error:  </w:t>
-      </w:r>
-      <w:r>
-        <w:rPr>
-          <w:rFonts w:ascii="Calibri" w:hAnsi="Calibri"/>
-          <w:b w:val="0"/>
-          <w:i w:val="0"/>
-          <w:color w:val="2C2C2C"/>
-          <w:sz w:val="20"/>
-        </w:rPr>
-        <w:t>HTTP 404</w:t>
-      </w:r>
-    </w:p>
-    <w:p>
-      <w:pPr>
-        <w:spacing w:before="120" w:after="40"/>
-      </w:pPr>
-      <w:r>
-        <w:rPr>
-          <w:rFonts w:ascii="Calibri" w:hAnsi="Calibri"/>
-          <w:b/>
-          <w:i w:val="0"/>
-          <w:color w:val="2C2C2C"/>
-          <w:sz w:val="21"/>
-        </w:rPr>
-        <w:t>pb-004 — Adbri / Cockburn Cement — Kwinana, WA</w:t>
-      </w:r>
-    </w:p>
-    <w:p>
-      <w:pPr>
-        <w:spacing w:before="20" w:after="40"/>
-      </w:pPr>
-      <w:r>
-        <w:rPr>
-          <w:rFonts w:ascii="Calibri" w:hAnsi="Calibri"/>
-          <w:b/>
-          <w:i w:val="0"/>
-          <w:color w:val="555555"/>
-          <w:sz w:val="20"/>
-        </w:rPr>
-        <w:t xml:space="preserve">Status:  </w:t>
-      </w:r>
-      <w:r>
-        <w:rPr>
-          <w:rFonts w:ascii="Calibri" w:hAnsi="Calibri"/>
-          <w:b w:val="0"/>
-          <w:i w:val="0"/>
-          <w:color w:val="2C2C2C"/>
-          <w:sz w:val="20"/>
-        </w:rPr>
-        <w:t>not_found</w:t>
-      </w:r>
-    </w:p>
-    <w:p>
-      <w:pPr>
-        <w:spacing w:before="20" w:after="40"/>
-      </w:pPr>
-      <w:r>
-        <w:rPr>
-          <w:rFonts w:ascii="Calibri" w:hAnsi="Calibri"/>
-          <w:b/>
-          <w:i w:val="0"/>
-          <w:color w:val="555555"/>
-          <w:sz w:val="20"/>
-        </w:rPr>
-        <w:t xml:space="preserve">HTTP:  </w:t>
-      </w:r>
-      <w:r>
-        <w:rPr>
-          <w:rFonts w:ascii="Calibri" w:hAnsi="Calibri"/>
-          <w:b w:val="0"/>
-          <w:i w:val="0"/>
-          <w:color w:val="2C2C2C"/>
-          <w:sz w:val="20"/>
-        </w:rPr>
-        <w:t>404</w:t>
-      </w:r>
-    </w:p>
-    <w:p>
-      <w:pPr>
-        <w:spacing w:before="20" w:after="40"/>
-      </w:pPr>
-      <w:r>
-        <w:rPr>
-          <w:rFonts w:ascii="Calibri" w:hAnsi="Calibri"/>
-          <w:b/>
-          <w:i w:val="0"/>
-          <w:color w:val="555555"/>
-          <w:sz w:val="20"/>
-        </w:rPr>
-        <w:t xml:space="preserve">URL:  </w:t>
-      </w:r>
-      <w:r>
-        <w:rPr>
-          <w:rFonts w:ascii="Calibri" w:hAnsi="Calibri"/>
-          <w:b w:val="0"/>
-          <w:i w:val="0"/>
-          <w:color w:val="2C2C2C"/>
-          <w:sz w:val="20"/>
-        </w:rPr>
-        <w:t>https://www.adbri.com.au/sustainability/climate-action</w:t>
-      </w:r>
-    </w:p>
-    <w:p>
-      <w:pPr>
-        <w:spacing w:before="20" w:after="40"/>
-      </w:pPr>
-      <w:r>
-        <w:rPr>
-          <w:rFonts w:ascii="Calibri" w:hAnsi="Calibri"/>
-          <w:b/>
-          <w:i w:val="0"/>
-          <w:color w:val="555555"/>
-          <w:sz w:val="20"/>
-        </w:rPr>
-        <w:t xml:space="preserve">Error:  </w:t>
-      </w:r>
-      <w:r>
-        <w:rPr>
-          <w:rFonts w:ascii="Calibri" w:hAnsi="Calibri"/>
-          <w:b w:val="0"/>
-          <w:i w:val="0"/>
-          <w:color w:val="2C2C2C"/>
-          <w:sz w:val="20"/>
-        </w:rPr>
-        <w:t>HTTP 404</w:t>
       </w:r>
     </w:p>
     <w:p>
@@ -1822,7 +902,41 @@
           <w:color w:val="2C2C2C"/>
           <w:sz w:val="20"/>
         </w:rPr>
-        <w:t>15 of 25 active entries are clean (verified, no flags, no staleness alerts).</w:t>
+        <w:t>23 of 25 active entries are clean (verified, no flags, no staleness alerts).</w:t>
+      </w:r>
+    </w:p>
+    <w:p>
+      <w:pPr>
+        <w:pStyle w:val="ListBullet"/>
+        <w:spacing w:before="20" w:after="40"/>
+        <w:ind w:left="360"/>
+      </w:pPr>
+      <w:r>
+        <w:rPr>
+          <w:rFonts w:ascii="Calibri" w:hAnsi="Calibri"/>
+          <w:b w:val="0"/>
+          <w:i w:val="0"/>
+          <w:color w:val="555555"/>
+          <w:sz w:val="20"/>
+        </w:rPr>
+        <w:t>gf-001</w:t>
+      </w:r>
+    </w:p>
+    <w:p>
+      <w:pPr>
+        <w:pStyle w:val="ListBullet"/>
+        <w:spacing w:before="20" w:after="40"/>
+        <w:ind w:left="360"/>
+      </w:pPr>
+      <w:r>
+        <w:rPr>
+          <w:rFonts w:ascii="Calibri" w:hAnsi="Calibri"/>
+          <w:b w:val="0"/>
+          <w:i w:val="0"/>
+          <w:color w:val="555555"/>
+          <w:sz w:val="20"/>
+        </w:rPr>
+        <w:t>gf-002</w:t>
       </w:r>
     </w:p>
     <w:p>
@@ -1874,6 +988,23 @@
           <w:sz w:val="20"/>
         </w:rPr>
         <w:t>gf-005</w:t>
+      </w:r>
+    </w:p>
+    <w:p>
+      <w:pPr>
+        <w:pStyle w:val="ListBullet"/>
+        <w:spacing w:before="20" w:after="40"/>
+        <w:ind w:left="360"/>
+      </w:pPr>
+      <w:r>
+        <w:rPr>
+          <w:rFonts w:ascii="Calibri" w:hAnsi="Calibri"/>
+          <w:b w:val="0"/>
+          <w:i w:val="0"/>
+          <w:color w:val="555555"/>
+          <w:sz w:val="20"/>
+        </w:rPr>
+        <w:t>mp-001</w:t>
       </w:r>
     </w:p>
     <w:p>
@@ -1992,7 +1123,92 @@
           <w:color w:val="555555"/>
           <w:sz w:val="20"/>
         </w:rPr>
+        <w:t>co-005</w:t>
+      </w:r>
+    </w:p>
+    <w:p>
+      <w:pPr>
+        <w:pStyle w:val="ListBullet"/>
+        <w:spacing w:before="20" w:after="40"/>
+        <w:ind w:left="360"/>
+      </w:pPr>
+      <w:r>
+        <w:rPr>
+          <w:rFonts w:ascii="Calibri" w:hAnsi="Calibri"/>
+          <w:b w:val="0"/>
+          <w:i w:val="0"/>
+          <w:color w:val="555555"/>
+          <w:sz w:val="20"/>
+        </w:rPr>
         <w:t>co-006</w:t>
+      </w:r>
+    </w:p>
+    <w:p>
+      <w:pPr>
+        <w:pStyle w:val="ListBullet"/>
+        <w:spacing w:before="20" w:after="40"/>
+        <w:ind w:left="360"/>
+      </w:pPr>
+      <w:r>
+        <w:rPr>
+          <w:rFonts w:ascii="Calibri" w:hAnsi="Calibri"/>
+          <w:b w:val="0"/>
+          <w:i w:val="0"/>
+          <w:color w:val="555555"/>
+          <w:sz w:val="20"/>
+        </w:rPr>
+        <w:t>pb-001</w:t>
+      </w:r>
+    </w:p>
+    <w:p>
+      <w:pPr>
+        <w:pStyle w:val="ListBullet"/>
+        <w:spacing w:before="20" w:after="40"/>
+        <w:ind w:left="360"/>
+      </w:pPr>
+      <w:r>
+        <w:rPr>
+          <w:rFonts w:ascii="Calibri" w:hAnsi="Calibri"/>
+          <w:b w:val="0"/>
+          <w:i w:val="0"/>
+          <w:color w:val="555555"/>
+          <w:sz w:val="20"/>
+        </w:rPr>
+        <w:t>pb-002</w:t>
+      </w:r>
+    </w:p>
+    <w:p>
+      <w:pPr>
+        <w:pStyle w:val="ListBullet"/>
+        <w:spacing w:before="20" w:after="40"/>
+        <w:ind w:left="360"/>
+      </w:pPr>
+      <w:r>
+        <w:rPr>
+          <w:rFonts w:ascii="Calibri" w:hAnsi="Calibri"/>
+          <w:b w:val="0"/>
+          <w:i w:val="0"/>
+          <w:color w:val="555555"/>
+          <w:sz w:val="20"/>
+        </w:rPr>
+        <w:t>pb-003</w:t>
+      </w:r>
+    </w:p>
+    <w:p>
+      <w:pPr>
+        <w:pStyle w:val="ListBullet"/>
+        <w:spacing w:before="20" w:after="40"/>
+        <w:ind w:left="360"/>
+      </w:pPr>
+      <w:r>
+        <w:rPr>
+          <w:rFonts w:ascii="Calibri" w:hAnsi="Calibri"/>
+          <w:b w:val="0"/>
+          <w:i w:val="0"/>
+          <w:color w:val="555555"/>
+          <w:sz w:val="20"/>
+        </w:rPr>
+        <w:t>pb-004</w:t>
       </w:r>
     </w:p>
     <w:p>
@@ -2120,7 +1336,7 @@
           <w:color w:val="888888"/>
           <w:sz w:val="17"/>
         </w:rPr>
-        <w:t>Generated: 27 March 2026 07:17 UTC</w:t>
+        <w:t>Generated: 27 March 2026 07:57 UTC</w:t>
       </w:r>
     </w:p>
     <w:sectPr>
